--- a/flow/20230914_vu_template/drafts/2024-11-g/03-НД-Гл.7-мчч.Апексими та ін..docx
+++ b/flow/20230914_vu_template/drafts/2024-11-g/03-НД-Гл.7-мчч.Апексими та ін..docx
@@ -16345,7 +16345,7 @@
           <w:szCs w:val="24"/>
           <w:rtl w:val="0"/>
         </w:rPr>
-        <w:t>Ти, Христе Боже наш,* що прийняв нашу подобу і тілом хрест перетерпів,* спаси мене воскресінням твоїм,* як людинаолюбець.</w:t>
+        <w:t>Ти, Христе Боже наш,* що прийняв нашу подобу і тілом хрест перетерпів,* спаси мене воскресінням твоїм,* як Людинолюбець.</w:t>
       </w:r>
     </w:p>
     <w:p>
